--- a/DeepSkilling/Module-6/Webapi HandsOn.docx
+++ b/DeepSkilling/Module-6/Webapi HandsOn.docx
@@ -397,6 +397,9 @@
     </w:p>
     <w:p>
       <w:r>
+        <w:rPr>
+          <w:noProof/>
+        </w:rPr>
         <w:lastRenderedPageBreak/>
         <w:drawing>
           <wp:inline distT="0" distB="0" distL="0" distR="0" wp14:anchorId="106ED391" wp14:editId="06B71156">
@@ -477,6 +480,7 @@
         <w:rPr>
           <w:b/>
           <w:bCs/>
+          <w:noProof/>
         </w:rPr>
         <w:drawing>
           <wp:inline distT="0" distB="0" distL="0" distR="0" wp14:anchorId="7A02A3CD" wp14:editId="4BF43AB9">
@@ -557,6 +561,7 @@
         <w:rPr>
           <w:b/>
           <w:bCs/>
+          <w:noProof/>
         </w:rPr>
         <w:lastRenderedPageBreak/>
         <w:drawing>
@@ -622,6 +627,7 @@
         <w:rPr>
           <w:b/>
           <w:bCs/>
+          <w:noProof/>
         </w:rPr>
         <w:drawing>
           <wp:inline distT="0" distB="0" distL="0" distR="0" wp14:anchorId="1F04C4A8" wp14:editId="1CACD543">
